--- a/public/templates/PPJB-CASH-BERTAHAP.docx
+++ b/public/templates/PPJB-CASH-BERTAHAP.docx
@@ -207,7 +207,7 @@
           </mc:Choice>
           <mc:Fallback>
             <w:pict>
-              <v:group w14:anchorId="22A33457" id="Group 1" o:spid="_x0000_s1026" style="position:absolute;margin-left:138.2pt;margin-top:37.65pt;width:344pt;height:5.55pt;z-index:15729152;mso-wrap-distance-left:0;mso-wrap-distance-right:0;mso-position-horizontal-relative:page" coordsize="43688,704" o:gfxdata="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">
+              <v:group w14:anchorId="235ADFCA" id="Group 1" o:spid="_x0000_s1026" style="position:absolute;margin-left:138.2pt;margin-top:37.65pt;width:344pt;height:5.55pt;z-index:15729152;mso-wrap-distance-left:0;mso-wrap-distance-right:0;mso-position-horizontal-relative:page" coordsize="43688,704" o:gfxdata="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">
                 <v:shape id="Graphic 2" o:spid="_x0000_s1027" style="position:absolute;left:127;top:127;width:43434;height:450;visibility:visible;mso-wrap-style:square;v-text-anchor:top" coordsize="4343400,45085" o:gfxdata="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" path="m4343400,l,,,45085r4343400,l4343400,xe" fillcolor="black" stroked="f">
                   <v:path arrowok="t"/>
                 </v:shape>
@@ -10977,8 +10977,6 @@
     <w:p>
       <w:pPr>
         <w:spacing w:before="91"/>
-        <w:ind w:left="583"/>
-        <w:jc w:val="center"/>
         <w:rPr>
           <w:b/>
           <w:i/>
@@ -10986,6 +10984,9 @@
       </w:pPr>
       <w:r>
         <w:br w:type="column"/>
+      </w:r>
+      <w:r>
+        <w:t xml:space="preserve">   </w:t>
       </w:r>
       <w:r>
         <w:rPr>
@@ -11068,18 +11069,7 @@
     </w:p>
     <w:p>
       <w:pPr>
-        <w:pStyle w:val="BodyText"/>
-        <w:spacing w:before="1"/>
-        <w:rPr>
-          <w:b/>
-          <w:i/>
-        </w:rPr>
-      </w:pPr>
-    </w:p>
-    <w:p>
-      <w:pPr>
-        <w:ind w:left="3" w:right="433"/>
-        <w:jc w:val="center"/>
+        <w:ind w:right="433"/>
         <w:rPr>
           <w:b/>
           <w:i/>
@@ -11092,7 +11082,7 @@
           <w:color w:val="000000"/>
           <w:spacing w:val="-2"/>
         </w:rPr>
-        <w:t xml:space="preserve">          </w:t>
+        <w:t xml:space="preserve">       </w:t>
       </w:r>
       <w:r>
         <w:rPr>
@@ -11101,14 +11091,16 @@
           <w:color w:val="000000"/>
           <w:spacing w:val="-2"/>
         </w:rPr>
-        <w:t>……………..</w:t>
+        <w:t xml:space="preserve">                   </w:t>
+      </w:r>
+      <w:r>
+        <w:t>${nama_customer}</w:t>
       </w:r>
     </w:p>
     <w:p>
       <w:pPr>
         <w:spacing w:before="91"/>
         <w:ind w:right="433"/>
-        <w:jc w:val="center"/>
         <w:rPr>
           <w:b/>
           <w:i/>
@@ -11116,6 +11108,9 @@
       </w:pPr>
       <w:r>
         <w:br w:type="column"/>
+      </w:r>
+      <w:r>
+        <w:t xml:space="preserve">              </w:t>
       </w:r>
       <w:r>
         <w:rPr>
@@ -11201,34 +11196,6 @@
     </w:p>
     <w:p>
       <w:pPr>
-        <w:ind w:left="3" w:right="433"/>
-        <w:rPr>
-          <w:b/>
-          <w:i/>
-        </w:rPr>
-      </w:pPr>
-      <w:r>
-        <w:rPr>
-          <w:b/>
-          <w:i/>
-          <w:color w:val="000000"/>
-          <w:spacing w:val="-2"/>
-        </w:rPr>
-        <w:t xml:space="preserve">           </w:t>
-      </w:r>
-      <w:r>
-        <w:rPr>
-          <w:b/>
-          <w:i/>
-          <w:color w:val="000000"/>
-          <w:spacing w:val="-2"/>
-        </w:rPr>
-        <w:t>……………..</w:t>
-      </w:r>
-    </w:p>
-    <w:p>
-      <w:pPr>
-        <w:jc w:val="center"/>
         <w:rPr>
           <w:b/>
           <w:i/>
@@ -11244,6 +11211,21 @@
           </w:cols>
         </w:sectPr>
       </w:pPr>
+      <w:r>
+        <w:t xml:space="preserve">     </w:t>
+      </w:r>
+      <w:r>
+        <w:t xml:space="preserve">  </w:t>
+      </w:r>
+      <w:r>
+        <w:t>${nama_</w:t>
+      </w:r>
+      <w:r>
+        <w:t>saksi</w:t>
+      </w:r>
+      <w:r>
+        <w:t>}</w:t>
+      </w:r>
     </w:p>
     <w:p>
       <w:pPr>
@@ -11357,7 +11339,7 @@
           </mc:Choice>
           <mc:Fallback>
             <w:pict>
-              <v:group w14:anchorId="469AB653" id="Group 22" o:spid="_x0000_s1026" style="position:absolute;margin-left:69.6pt;margin-top:10.3pt;width:139.25pt;height:8.05pt;z-index:15730688;mso-wrap-distance-left:0;mso-wrap-distance-right:0;mso-position-horizontal-relative:page" coordsize="17684,1022" o:gfxdata="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">
+              <v:group w14:anchorId="5B06080F" id="Group 22" o:spid="_x0000_s1026" style="position:absolute;margin-left:69.6pt;margin-top:10.3pt;width:139.25pt;height:8.05pt;z-index:15730688;mso-wrap-distance-left:0;mso-wrap-distance-right:0;mso-position-horizontal-relative:page" coordsize="17684,1022" o:gfxdata="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">
                 <v:shapetype id="_x0000_t75" coordsize="21600,21600" o:spt="75" o:preferrelative="t" path="m@4@5l@4@11@9@11@9@5xe" filled="f" stroked="f">
                   <v:stroke joinstyle="miter"/>
                   <v:formulas>
@@ -11493,7 +11475,7 @@
           </mc:Choice>
           <mc:Fallback>
             <w:pict>
-              <v:group w14:anchorId="092B345E" id="Group 25" o:spid="_x0000_s1026" style="position:absolute;margin-left:405.5pt;margin-top:8.75pt;width:132.15pt;height:8.05pt;z-index:15731200;mso-wrap-distance-left:0;mso-wrap-distance-right:0;mso-position-horizontal-relative:page" coordsize="16783,1022" o:gfxdata="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">
+              <v:group w14:anchorId="7E873DC7" id="Group 25" o:spid="_x0000_s1026" style="position:absolute;margin-left:405.5pt;margin-top:8.75pt;width:132.15pt;height:8.05pt;z-index:15731200;mso-wrap-distance-left:0;mso-wrap-distance-right:0;mso-position-horizontal-relative:page" coordsize="16783,1022" o:gfxdata="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">
                 <v:shape id="Image 26" o:spid="_x0000_s1027" type="#_x0000_t75" style="position:absolute;width:16780;height:1020;visibility:visible;mso-wrap-style:square" o:gfxdata="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">
                   <v:imagedata r:id="rId12" o:title=""/>
                 </v:shape>
@@ -12978,7 +12960,7 @@
           </mc:Choice>
           <mc:Fallback>
             <w:pict>
-              <v:shape w14:anchorId="735DEC57" id="Graphic 31" o:spid="_x0000_s1026" style="position:absolute;margin-left:56.3pt;margin-top:-3.85pt;width:500.25pt;height:.1pt;z-index:15730176;visibility:visible;mso-wrap-style:square;mso-wrap-distance-left:0;mso-wrap-distance-top:0;mso-wrap-distance-right:0;mso-wrap-distance-bottom:0;mso-position-horizontal:absolute;mso-position-horizontal-relative:page;mso-position-vertical:absolute;mso-position-vertical-relative:text;v-text-anchor:top" coordsize="6353175,1270" o:gfxdata="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" path="m,l6353174,e" filled="f" strokeweight="1.5pt">
+              <v:shape w14:anchorId="5A77B561" id="Graphic 31" o:spid="_x0000_s1026" style="position:absolute;margin-left:56.3pt;margin-top:-3.85pt;width:500.25pt;height:.1pt;z-index:15730176;visibility:visible;mso-wrap-style:square;mso-wrap-distance-left:0;mso-wrap-distance-top:0;mso-wrap-distance-right:0;mso-wrap-distance-bottom:0;mso-position-horizontal:absolute;mso-position-horizontal-relative:page;mso-position-vertical:absolute;mso-position-vertical-relative:text;v-text-anchor:top" coordsize="6353175,1270" o:gfxdata="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" path="m,l6353174,e" filled="f" strokeweight="1.5pt">
                 <v:path arrowok="t"/>
                 <w10:wrap anchorx="page"/>
               </v:shape>
@@ -13190,7 +13172,7 @@
         </mc:Choice>
         <mc:Fallback>
           <w:pict>
-            <v:group w14:anchorId="570B5FA9" id="Group 12" o:spid="_x0000_s1026" style="position:absolute;margin-left:370.65pt;margin-top:774.7pt;width:176.25pt;height:46.35pt;z-index:-15986176;mso-wrap-distance-left:0;mso-wrap-distance-right:0;mso-position-horizontal-relative:page;mso-position-vertical-relative:page" coordsize="22383,5886" o:gfxdata="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">
+            <v:group w14:anchorId="29216B38" id="Group 12" o:spid="_x0000_s1026" style="position:absolute;margin-left:370.65pt;margin-top:774.7pt;width:176.25pt;height:46.35pt;z-index:-15986176;mso-wrap-distance-left:0;mso-wrap-distance-right:0;mso-position-horizontal-relative:page;mso-position-vertical-relative:page" coordsize="22383,5886" o:gfxdata="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">
               <v:shape id="Graphic 13" o:spid="_x0000_s1027" style="position:absolute;left:47;top:47;width:22289;height:5791;visibility:visible;mso-wrap-style:square;v-text-anchor:top" coordsize="2228850,579120" o:gfxdata="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" path="m,579119r2228849,l2228849,,,,,579119xe" filled="f" strokeweight=".26456mm">
                 <v:path arrowok="t"/>
               </v:shape>
@@ -13308,7 +13290,7 @@
         </mc:Choice>
         <mc:Fallback>
           <w:pict>
-            <v:group w14:anchorId="5B73D31E" id="Group 15" o:spid="_x0000_s1026" style="position:absolute;margin-left:76.55pt;margin-top:766.55pt;width:489.5pt;height:6.9pt;z-index:-15985664;mso-wrap-distance-left:0;mso-wrap-distance-right:0;mso-position-horizontal-relative:page;mso-position-vertical-relative:page" coordsize="62166,876" o:gfxdata="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">
+            <v:group w14:anchorId="30D0B741" id="Group 15" o:spid="_x0000_s1026" style="position:absolute;margin-left:76.55pt;margin-top:766.55pt;width:489.5pt;height:6.9pt;z-index:-15985664;mso-wrap-distance-left:0;mso-wrap-distance-right:0;mso-position-horizontal-relative:page;mso-position-vertical-relative:page" coordsize="62166,876" o:gfxdata="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">
               <v:shapetype id="_x0000_t75" coordsize="21600,21600" o:spt="75" o:preferrelative="t" path="m@4@5l@4@11@9@11@9@5xe" filled="f" stroked="f">
                 <v:stroke joinstyle="miter"/>
                 <v:formulas>
@@ -14170,7 +14152,7 @@
         </mc:Choice>
         <mc:Fallback>
           <w:pict>
-            <v:group w14:anchorId="5157DE1C" id="Group 5" o:spid="_x0000_s1026" style="position:absolute;margin-left:403.9pt;margin-top:37.85pt;width:132.15pt;height:8.05pt;z-index:-251661312;mso-wrap-distance-left:0;mso-wrap-distance-right:0;mso-position-horizontal-relative:page;mso-position-vertical-relative:page" coordsize="16783,1022" o:gfxdata="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">
+            <v:group w14:anchorId="0782D240" id="Group 5" o:spid="_x0000_s1026" style="position:absolute;margin-left:403.9pt;margin-top:37.85pt;width:132.15pt;height:8.05pt;z-index:-251661312;mso-wrap-distance-left:0;mso-wrap-distance-right:0;mso-position-horizontal-relative:page;mso-position-vertical-relative:page" coordsize="16783,1022" o:gfxdata="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">
               <v:shapetype id="_x0000_t75" coordsize="21600,21600" o:spt="75" o:preferrelative="t" path="m@4@5l@4@11@9@11@9@5xe" filled="f" stroked="f">
                 <v:stroke joinstyle="miter"/>
                 <v:formulas>
@@ -14307,7 +14289,7 @@
         </mc:Choice>
         <mc:Fallback>
           <w:pict>
-            <v:group w14:anchorId="2EC81148" id="Group 8" o:spid="_x0000_s1026" style="position:absolute;margin-left:82.7pt;margin-top:39.45pt;width:139.25pt;height:8.05pt;z-index:-251659264;mso-wrap-distance-left:0;mso-wrap-distance-right:0;mso-position-horizontal-relative:page;mso-position-vertical-relative:page" coordsize="17684,1022" o:gfxdata="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">
+            <v:group w14:anchorId="6EF6A002" id="Group 8" o:spid="_x0000_s1026" style="position:absolute;margin-left:82.7pt;margin-top:39.45pt;width:139.25pt;height:8.05pt;z-index:-251659264;mso-wrap-distance-left:0;mso-wrap-distance-right:0;mso-position-horizontal-relative:page;mso-position-vertical-relative:page" coordsize="17684,1022" o:gfxdata="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">
               <v:shape id="Image 9" o:spid="_x0000_s1027" type="#_x0000_t75" style="position:absolute;width:17679;height:1020;visibility:visible;mso-wrap-style:square" o:gfxdata="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">
                 <v:imagedata r:id="rId4" o:title=""/>
               </v:shape>
